--- a/docker/docmosis/templates/CV-UNS-DEC-ENG-01302.docx
+++ b/docker/docmosis/templates/CV-UNS-DEC-ENG-01302.docx
@@ -1280,7 +1280,21 @@
           <w:rStyle w:val="ui-provider"/>
           <w:rFonts w:ascii="Arial" w:hAnsi="Arial" w:cs="Arial"/>
         </w:rPr>
-        <w:t>Where this order, or any rule</w:t>
+        <w:t xml:space="preserve">Where this </w:t>
+      </w:r>
+      <w:r>
+        <w:rPr>
+          <w:rStyle w:val="ui-provider"/>
+          <w:rFonts w:ascii="Arial" w:hAnsi="Arial" w:cs="Arial"/>
+        </w:rPr>
+        <w:t>O</w:t>
+      </w:r>
+      <w:r>
+        <w:rPr>
+          <w:rStyle w:val="ui-provider"/>
+          <w:rFonts w:ascii="Arial" w:hAnsi="Arial" w:cs="Arial"/>
+        </w:rPr>
+        <w:t>rder, or any rule</w:t>
       </w:r>
       <w:r>
         <w:rPr>
@@ -2030,7 +2044,25 @@
           <w:lang w:eastAsia="en-GB"/>
           <w14:ligatures w14:val="none"/>
         </w:rPr>
-        <w:t>The claimant shall</w:t>
+        <w:t xml:space="preserve">The </w:t>
+      </w:r>
+      <w:r>
+        <w:rPr>
+          <w:rFonts w:ascii="Arial" w:eastAsia="Times New Roman" w:hAnsi="Arial" w:cs="Arial"/>
+          <w:kern w:val="0"/>
+          <w:lang w:eastAsia="en-GB"/>
+          <w14:ligatures w14:val="none"/>
+        </w:rPr>
+        <w:t>C</w:t>
+      </w:r>
+      <w:r>
+        <w:rPr>
+          <w:rFonts w:ascii="Arial" w:eastAsia="Times New Roman" w:hAnsi="Arial" w:cs="Arial"/>
+          <w:kern w:val="0"/>
+          <w:lang w:eastAsia="en-GB"/>
+          <w14:ligatures w14:val="none"/>
+        </w:rPr>
+        <w:t>laimant shall</w:t>
       </w:r>
       <w:r>
         <w:rPr>
@@ -2143,7 +2175,7 @@
           <w:lang w:eastAsia="en-GB"/>
           <w14:ligatures w14:val="none"/>
         </w:rPr>
-        <w:t xml:space="preserve">nclude : </w:t>
+        <w:t xml:space="preserve">nclude: </w:t>
       </w:r>
     </w:p>
     <w:p>
@@ -2254,7 +2286,7 @@
           <w:lang w:eastAsia="en-GB"/>
           <w14:ligatures w14:val="none"/>
         </w:rPr>
-        <w:t xml:space="preserve"> ;</w:t>
+        <w:t>;</w:t>
       </w:r>
     </w:p>
     <w:p>
@@ -2323,7 +2355,25 @@
           <w14:ligatures w14:val="none"/>
         </w:rPr>
         <w:lastRenderedPageBreak/>
-        <w:t xml:space="preserve">comply with paras 1-10 of the court’s general guidance on electronic court bundles </w:t>
+        <w:t xml:space="preserve">comply with paras 1-10 of the </w:t>
+      </w:r>
+      <w:r>
+        <w:rPr>
+          <w:rFonts w:ascii="Arial" w:eastAsia="Times New Roman" w:hAnsi="Arial" w:cs="Arial"/>
+          <w:kern w:val="0"/>
+          <w:lang w:eastAsia="en-GB"/>
+          <w14:ligatures w14:val="none"/>
+        </w:rPr>
+        <w:t>C</w:t>
+      </w:r>
+      <w:r>
+        <w:rPr>
+          <w:rFonts w:ascii="Arial" w:eastAsia="Times New Roman" w:hAnsi="Arial" w:cs="Arial"/>
+          <w:kern w:val="0"/>
+          <w:lang w:eastAsia="en-GB"/>
+          <w14:ligatures w14:val="none"/>
+        </w:rPr>
+        <w:t xml:space="preserve">ourt’s general guidance on electronic court bundles </w:t>
       </w:r>
       <w:r>
         <w:rPr>
@@ -2501,7 +2551,43 @@
           <w:lang w:eastAsia="en-GB"/>
           <w14:ligatures w14:val="none"/>
         </w:rPr>
-        <w:t xml:space="preserve"> [The claimant shall no less than 3 days before the hearing file at court a paper version of the bundle in addition to any electronic bundle prepared in accordance with the above directions]</w:t>
+        <w:t xml:space="preserve"> [The </w:t>
+      </w:r>
+      <w:r>
+        <w:rPr>
+          <w:rFonts w:ascii="Arial" w:eastAsia="Times New Roman" w:hAnsi="Arial" w:cs="Arial"/>
+          <w:kern w:val="0"/>
+          <w:lang w:eastAsia="en-GB"/>
+          <w14:ligatures w14:val="none"/>
+        </w:rPr>
+        <w:t>C</w:t>
+      </w:r>
+      <w:r>
+        <w:rPr>
+          <w:rFonts w:ascii="Arial" w:eastAsia="Times New Roman" w:hAnsi="Arial" w:cs="Arial"/>
+          <w:kern w:val="0"/>
+          <w:lang w:eastAsia="en-GB"/>
+          <w14:ligatures w14:val="none"/>
+        </w:rPr>
+        <w:t xml:space="preserve">laimant shall no less than 3 days before the hearing file at </w:t>
+      </w:r>
+      <w:r>
+        <w:rPr>
+          <w:rFonts w:ascii="Arial" w:eastAsia="Times New Roman" w:hAnsi="Arial" w:cs="Arial"/>
+          <w:kern w:val="0"/>
+          <w:lang w:eastAsia="en-GB"/>
+          <w14:ligatures w14:val="none"/>
+        </w:rPr>
+        <w:t>C</w:t>
+      </w:r>
+      <w:r>
+        <w:rPr>
+          <w:rFonts w:ascii="Arial" w:eastAsia="Times New Roman" w:hAnsi="Arial" w:cs="Arial"/>
+          <w:kern w:val="0"/>
+          <w:lang w:eastAsia="en-GB"/>
+          <w14:ligatures w14:val="none"/>
+        </w:rPr>
+        <w:t>ourt a paper version of the bundle in addition to any electronic bundle prepared in accordance with the above directions]</w:t>
       </w:r>
     </w:p>
     <w:p>
@@ -2611,7 +2697,29 @@
           <w:lang w:eastAsia="en-GB"/>
           <w14:ligatures w14:val="none"/>
         </w:rPr>
-        <w:t>This order has been made without hearing. Each party has the right to apply to have</w:t>
+        <w:t xml:space="preserve">This </w:t>
+      </w:r>
+      <w:r>
+        <w:rPr>
+          <w:rFonts w:ascii="Arial" w:eastAsia="Times New Roman" w:hAnsi="Arial" w:cs="Arial"/>
+          <w:b/>
+          <w:bCs/>
+          <w:kern w:val="0"/>
+          <w:lang w:eastAsia="en-GB"/>
+          <w14:ligatures w14:val="none"/>
+        </w:rPr>
+        <w:t>O</w:t>
+      </w:r>
+      <w:r>
+        <w:rPr>
+          <w:rFonts w:ascii="Arial" w:eastAsia="Times New Roman" w:hAnsi="Arial" w:cs="Arial"/>
+          <w:b/>
+          <w:bCs/>
+          <w:kern w:val="0"/>
+          <w:lang w:eastAsia="en-GB"/>
+          <w14:ligatures w14:val="none"/>
+        </w:rPr>
+        <w:t>rder has been made without hearing. Each party has the right to apply to have</w:t>
       </w:r>
     </w:p>
     <w:p>
